--- a/Piramal_Finance_Migration_Analysis.docx
+++ b/Piramal_Finance_Migration_Analysis.docx
@@ -77,7 +77,16 @@
           <w:i w:val="0"/>
           <w:sz w:val="21"/>
         </w:rPr>
-        <w:t>This document presents a structured migration analysis of the Piramal Finance website. The analysis is derived from the site's XML sitemaps (1,563 URLs on the main site and 3,160 on the blog), live page inspection, HTTP response headers, the published EDS block markup, and rendered screenshots.</w:t>
+        <w:t>This document presents a full analysis of the Piramal Finance website. The analysis is derived from the site's XML sitemaps (1,563 URLs on the main site and 3,160 on the blog), live page inspection, HTTP response headers, the published EDS block markup, and rendered screenshots.</w:t>
+      </w:r>
+    </w:p>
+    <w:p>
+      <w:r>
+        <w:rPr>
+          <w:i w:val="0"/>
+          <w:sz w:val="21"/>
+        </w:rPr>
+        <w:t>It is organized in two parts: Part A — Technical Assessment (technology stack, authoring platform, SEO/best-practice review, regional-language analysis, structured-data audit, and a performance pass); and Part B — Migration Deliverables (sections 1–5: templates inventory, blocks catalog, page counts, integrations analysis, and complex use cases).</w:t>
       </w:r>
     </w:p>
     <w:p>
@@ -457,6 +466,2704 @@
         <w:br w:type="page"/>
       </w:r>
     </w:p>
+    <w:p>
+      <w:pPr>
+        <w:jc w:val="center"/>
+      </w:pPr>
+      <w:r>
+        <w:rPr>
+          <w:b/>
+          <w:color w:val="123A5E"/>
+          <w:sz w:val="36"/>
+        </w:rPr>
+        <w:t>PART A — Technical Assessment</w:t>
+      </w:r>
+    </w:p>
+    <w:p>
+      <w:r>
+        <w:rPr>
+          <w:i w:val="0"/>
+          <w:sz w:val="21"/>
+        </w:rPr>
+        <w:t>This part documents the technology stack, authoring platform, SEO/best-practice review, regional-language page analysis, structured-data audit, and a performance pass. Part B (sections 1–5) then presents the structured migration deliverables.</w:t>
+      </w:r>
+    </w:p>
+    <w:p>
+      <w:pPr>
+        <w:pBdr>
+          <w:bottom w:val="single" w:sz="6" w:space="1" w:color="E85A28"/>
+        </w:pBdr>
+      </w:pPr>
+      <w:r>
+        <w:rPr>
+          <w:b/>
+          <w:color w:val="123A5E"/>
+          <w:sz w:val="32"/>
+        </w:rPr>
+        <w:t>A1. Technology Stack</w:t>
+      </w:r>
+    </w:p>
+    <w:p>
+      <w:r>
+        <w:rPr>
+          <w:i w:val="0"/>
+          <w:sz w:val="21"/>
+        </w:rPr>
+        <w:t>The property runs on two distinct platforms behind a single domain (www.piramalfinance.com).</w:t>
+      </w:r>
+    </w:p>
+    <w:tbl>
+      <w:tblPr>
+        <w:tblStyle w:val="TableGrid"/>
+        <w:tblW w:type="auto" w:w="0"/>
+        <w:jc w:val="center"/>
+        <w:tblLook w:firstColumn="1" w:firstRow="1" w:lastColumn="0" w:lastRow="0" w:noHBand="0" w:noVBand="1" w:val="04A0"/>
+      </w:tblPr>
+      <w:tblGrid>
+        <w:gridCol w:w="2880"/>
+        <w:gridCol w:w="2880"/>
+        <w:gridCol w:w="2880"/>
+      </w:tblGrid>
+      <w:tr>
+        <w:trPr>
+          <w:tblHeader w:val="true"/>
+        </w:trPr>
+        <w:tc>
+          <w:tcPr>
+            <w:tcW w:type="dxa" w:w="2304"/>
+            <w:shd w:val="clear" w:color="auto" w:fill="123A5E"/>
+          </w:tcPr>
+          <w:p>
+            <w:r/>
+            <w:r>
+              <w:rPr>
+                <w:b/>
+                <w:color w:val="FFFFFF"/>
+                <w:sz w:val="17"/>
+              </w:rPr>
+              <w:t>Layer</w:t>
+            </w:r>
+          </w:p>
+        </w:tc>
+        <w:tc>
+          <w:tcPr>
+            <w:tcW w:type="dxa" w:w="3456"/>
+            <w:shd w:val="clear" w:color="auto" w:fill="123A5E"/>
+          </w:tcPr>
+          <w:p>
+            <w:r/>
+            <w:r>
+              <w:rPr>
+                <w:b/>
+                <w:color w:val="FFFFFF"/>
+                <w:sz w:val="17"/>
+              </w:rPr>
+              <w:t>Technology</w:t>
+            </w:r>
+          </w:p>
+        </w:tc>
+        <w:tc>
+          <w:tcPr>
+            <w:tcW w:type="dxa" w:w="3456"/>
+            <w:shd w:val="clear" w:color="auto" w:fill="123A5E"/>
+          </w:tcPr>
+          <w:p>
+            <w:r/>
+            <w:r>
+              <w:rPr>
+                <w:b/>
+                <w:color w:val="FFFFFF"/>
+                <w:sz w:val="17"/>
+              </w:rPr>
+              <w:t>Evidence</w:t>
+            </w:r>
+          </w:p>
+        </w:tc>
+      </w:tr>
+      <w:tr>
+        <w:tc>
+          <w:tcPr>
+            <w:tcW w:type="dxa" w:w="2304"/>
+          </w:tcPr>
+          <w:p>
+            <w:r/>
+            <w:r>
+              <w:rPr>
+                <w:sz w:val="17"/>
+              </w:rPr>
+              <w:t>Main-site platform</w:t>
+            </w:r>
+          </w:p>
+        </w:tc>
+        <w:tc>
+          <w:tcPr>
+            <w:tcW w:type="dxa" w:w="3456"/>
+          </w:tcPr>
+          <w:p>
+            <w:r/>
+            <w:r>
+              <w:rPr>
+                <w:sz w:val="17"/>
+              </w:rPr>
+              <w:t>Adobe Edge Delivery Services (EDS / aem.live)</w:t>
+            </w:r>
+          </w:p>
+        </w:tc>
+        <w:tc>
+          <w:tcPr>
+            <w:tcW w:type="dxa" w:w="3456"/>
+          </w:tcPr>
+          <w:p>
+            <w:r/>
+            <w:r>
+              <w:rPr>
+                <w:sz w:val="17"/>
+              </w:rPr>
+              <w:t>Response header author: EDS 2.1; ES-module bootstrap of /scripts/aem.js + /scripts/scripts.js; EDS block-table DOM.</w:t>
+            </w:r>
+          </w:p>
+        </w:tc>
+      </w:tr>
+      <w:tr>
+        <w:tc>
+          <w:tcPr>
+            <w:tcW w:type="dxa" w:w="2304"/>
+          </w:tcPr>
+          <w:p>
+            <w:r/>
+            <w:r>
+              <w:rPr>
+                <w:sz w:val="17"/>
+              </w:rPr>
+              <w:t>Authoring</w:t>
+            </w:r>
+          </w:p>
+        </w:tc>
+        <w:tc>
+          <w:tcPr>
+            <w:tcW w:type="dxa" w:w="3456"/>
+          </w:tcPr>
+          <w:p>
+            <w:r/>
+            <w:r>
+              <w:rPr>
+                <w:sz w:val="17"/>
+              </w:rPr>
+              <w:t>AEM as a Cloud Service + Universal Editor</w:t>
+            </w:r>
+          </w:p>
+        </w:tc>
+        <w:tc>
+          <w:tcPr>
+            <w:tcW w:type="dxa" w:w="3456"/>
+          </w:tcPr>
+          <w:p>
+            <w:r/>
+            <w:r>
+              <w:rPr>
+                <w:sz w:val="17"/>
+              </w:rPr>
+              <w:t>universal-editor-service.experiencecloud.live in CSP; &lt;meta content-page-ref&gt;; author-p133703-e1305981.adobeaemcloud.com; /content/dam/ asset paths.</w:t>
+            </w:r>
+          </w:p>
+        </w:tc>
+      </w:tr>
+      <w:tr>
+        <w:tc>
+          <w:tcPr>
+            <w:tcW w:type="dxa" w:w="2304"/>
+          </w:tcPr>
+          <w:p>
+            <w:r/>
+            <w:r>
+              <w:rPr>
+                <w:sz w:val="17"/>
+              </w:rPr>
+              <w:t>Blog platform</w:t>
+            </w:r>
+          </w:p>
+        </w:tc>
+        <w:tc>
+          <w:tcPr>
+            <w:tcW w:type="dxa" w:w="3456"/>
+          </w:tcPr>
+          <w:p>
+            <w:r/>
+            <w:r>
+              <w:rPr>
+                <w:sz w:val="17"/>
+              </w:rPr>
+              <w:t>WordPress (legacy)</w:t>
+            </w:r>
+          </w:p>
+        </w:tc>
+        <w:tc>
+          <w:tcPr>
+            <w:tcW w:type="dxa" w:w="3456"/>
+          </w:tcPr>
+          <w:p>
+            <w:r/>
+            <w:r>
+              <w:rPr>
+                <w:sz w:val="17"/>
+              </w:rPr>
+              <w:t>/vidya/* serves wp-content/uploads assets, jQuery + Bootstrap, distinct legacy markup; no EDS header.</w:t>
+            </w:r>
+          </w:p>
+        </w:tc>
+      </w:tr>
+      <w:tr>
+        <w:tc>
+          <w:tcPr>
+            <w:tcW w:type="dxa" w:w="2304"/>
+          </w:tcPr>
+          <w:p>
+            <w:r/>
+            <w:r>
+              <w:rPr>
+                <w:sz w:val="17"/>
+              </w:rPr>
+              <w:t>CDN / Edge</w:t>
+            </w:r>
+          </w:p>
+        </w:tc>
+        <w:tc>
+          <w:tcPr>
+            <w:tcW w:type="dxa" w:w="3456"/>
+          </w:tcPr>
+          <w:p>
+            <w:r/>
+            <w:r>
+              <w:rPr>
+                <w:sz w:val="17"/>
+              </w:rPr>
+              <w:t>Fastly (India / BOM edge)</w:t>
+            </w:r>
+          </w:p>
+        </w:tc>
+        <w:tc>
+          <w:tcPr>
+            <w:tcW w:type="dxa" w:w="3456"/>
+          </w:tcPr>
+          <w:p>
+            <w:r/>
+            <w:r>
+              <w:rPr>
+                <w:sz w:val="17"/>
+              </w:rPr>
+              <w:t>x-served-by: cache-bom-*; x-cache HIT; Brotli compression.</w:t>
+            </w:r>
+          </w:p>
+        </w:tc>
+      </w:tr>
+      <w:tr>
+        <w:tc>
+          <w:tcPr>
+            <w:tcW w:type="dxa" w:w="2304"/>
+          </w:tcPr>
+          <w:p>
+            <w:r/>
+            <w:r>
+              <w:rPr>
+                <w:sz w:val="17"/>
+              </w:rPr>
+              <w:t>Front-end</w:t>
+            </w:r>
+          </w:p>
+        </w:tc>
+        <w:tc>
+          <w:tcPr>
+            <w:tcW w:type="dxa" w:w="3456"/>
+          </w:tcPr>
+          <w:p>
+            <w:r/>
+            <w:r>
+              <w:rPr>
+                <w:sz w:val="17"/>
+              </w:rPr>
+              <w:t>Vanilla JS (ES6 modules) + modern CSS; self-hosted Nunito fonts</w:t>
+            </w:r>
+          </w:p>
+        </w:tc>
+        <w:tc>
+          <w:tcPr>
+            <w:tcW w:type="dxa" w:w="3456"/>
+          </w:tcPr>
+          <w:p>
+            <w:r/>
+            <w:r>
+              <w:rPr>
+                <w:sz w:val="17"/>
+              </w:rPr>
+              <w:t>No React/Vue/Angular/Next on main site; fonts preconnected as woff2.</w:t>
+            </w:r>
+          </w:p>
+        </w:tc>
+      </w:tr>
+      <w:tr>
+        <w:tc>
+          <w:tcPr>
+            <w:tcW w:type="dxa" w:w="2304"/>
+          </w:tcPr>
+          <w:p>
+            <w:r/>
+            <w:r>
+              <w:rPr>
+                <w:sz w:val="17"/>
+              </w:rPr>
+              <w:t>Image delivery</w:t>
+            </w:r>
+          </w:p>
+        </w:tc>
+        <w:tc>
+          <w:tcPr>
+            <w:tcW w:type="dxa" w:w="3456"/>
+          </w:tcPr>
+          <w:p>
+            <w:r/>
+            <w:r>
+              <w:rPr>
+                <w:sz w:val="17"/>
+              </w:rPr>
+              <w:t>EDS dynamic optimization</w:t>
+            </w:r>
+          </w:p>
+        </w:tc>
+        <w:tc>
+          <w:tcPr>
+            <w:tcW w:type="dxa" w:w="3456"/>
+          </w:tcPr>
+          <w:p>
+            <w:r/>
+            <w:r>
+              <w:rPr>
+                <w:sz w:val="17"/>
+              </w:rPr>
+              <w:t>?width=&amp;format=webply&amp;optimize=medium responsive &lt;picture&gt; sources.</w:t>
+            </w:r>
+          </w:p>
+        </w:tc>
+      </w:tr>
+      <w:tr>
+        <w:tc>
+          <w:tcPr>
+            <w:tcW w:type="dxa" w:w="2304"/>
+          </w:tcPr>
+          <w:p>
+            <w:r/>
+            <w:r>
+              <w:rPr>
+                <w:sz w:val="17"/>
+              </w:rPr>
+              <w:t>Security headers</w:t>
+            </w:r>
+          </w:p>
+        </w:tc>
+        <w:tc>
+          <w:tcPr>
+            <w:tcW w:type="dxa" w:w="3456"/>
+          </w:tcPr>
+          <w:p>
+            <w:r/>
+            <w:r>
+              <w:rPr>
+                <w:sz w:val="17"/>
+              </w:rPr>
+              <w:t>HSTS, X-Frame-Options, X-Content-Type-Options, detailed CSP</w:t>
+            </w:r>
+          </w:p>
+        </w:tc>
+        <w:tc>
+          <w:tcPr>
+            <w:tcW w:type="dxa" w:w="3456"/>
+          </w:tcPr>
+          <w:p>
+            <w:r/>
+            <w:r>
+              <w:rPr>
+                <w:sz w:val="17"/>
+              </w:rPr>
+              <w:t>strict-transport-security; SAMEORIGIN; nosniff; granular Content-Security-Policy.</w:t>
+            </w:r>
+          </w:p>
+        </w:tc>
+      </w:tr>
+    </w:tbl>
+    <w:p/>
+    <w:p>
+      <w:r>
+        <w:rPr>
+          <w:i/>
+          <w:sz w:val="21"/>
+        </w:rPr>
+        <w:t>Marketing / analytics stack (from CSP + delayed.js): Google Tag Manager (GTM-T5MTVQ9), Google Analytics, Adobe Experience Cloud (DTM / Audience Manager / Target), MoEngage, Microsoft Clarity, Bing UET, Google Ads / DoubleClick / Floodlight, and Facebook Pixel.</w:t>
+      </w:r>
+    </w:p>
+    <w:p>
+      <w:pPr>
+        <w:pBdr>
+          <w:bottom w:val="single" w:sz="6" w:space="1" w:color="E85A28"/>
+        </w:pBdr>
+      </w:pPr>
+      <w:r>
+        <w:rPr>
+          <w:b/>
+          <w:color w:val="123A5E"/>
+          <w:sz w:val="32"/>
+        </w:rPr>
+        <w:t>A2. Authoring Platform — Universal Editor (not Docs / not DA)</w:t>
+      </w:r>
+    </w:p>
+    <w:p>
+      <w:r>
+        <w:rPr>
+          <w:i w:val="0"/>
+          <w:sz w:val="21"/>
+        </w:rPr>
+        <w:t>The content is authored in AEM as a Cloud Service and edited with the Universal Editor — it is NOT document-based (Google Drive / SharePoint) and NOT DA (da.live) authoring.</w:t>
+      </w:r>
+    </w:p>
+    <w:tbl>
+      <w:tblPr>
+        <w:tblStyle w:val="TableGrid"/>
+        <w:tblW w:type="auto" w:w="0"/>
+        <w:jc w:val="center"/>
+        <w:tblLook w:firstColumn="1" w:firstRow="1" w:lastColumn="0" w:lastRow="0" w:noHBand="0" w:noVBand="1" w:val="04A0"/>
+      </w:tblPr>
+      <w:tblGrid>
+        <w:gridCol w:w="4320"/>
+        <w:gridCol w:w="4320"/>
+      </w:tblGrid>
+      <w:tr>
+        <w:trPr>
+          <w:tblHeader w:val="true"/>
+        </w:trPr>
+        <w:tc>
+          <w:tcPr>
+            <w:tcW w:type="dxa" w:w="4464"/>
+            <w:shd w:val="clear" w:color="auto" w:fill="123A5E"/>
+          </w:tcPr>
+          <w:p>
+            <w:r/>
+            <w:r>
+              <w:rPr>
+                <w:b/>
+                <w:color w:val="FFFFFF"/>
+                <w:sz w:val="17"/>
+              </w:rPr>
+              <w:t>Signal</w:t>
+            </w:r>
+          </w:p>
+        </w:tc>
+        <w:tc>
+          <w:tcPr>
+            <w:tcW w:type="dxa" w:w="4752"/>
+            <w:shd w:val="clear" w:color="auto" w:fill="123A5E"/>
+          </w:tcPr>
+          <w:p>
+            <w:r/>
+            <w:r>
+              <w:rPr>
+                <w:b/>
+                <w:color w:val="FFFFFF"/>
+                <w:sz w:val="17"/>
+              </w:rPr>
+              <w:t>Interpretation</w:t>
+            </w:r>
+          </w:p>
+        </w:tc>
+      </w:tr>
+      <w:tr>
+        <w:tc>
+          <w:tcPr>
+            <w:tcW w:type="dxa" w:w="4464"/>
+          </w:tcPr>
+          <w:p>
+            <w:r/>
+            <w:r>
+              <w:rPr>
+                <w:sz w:val="17"/>
+              </w:rPr>
+              <w:t>universal-editor-service.experiencecloud.live in script-src-elem CSP</w:t>
+            </w:r>
+          </w:p>
+        </w:tc>
+        <w:tc>
+          <w:tcPr>
+            <w:tcW w:type="dxa" w:w="4752"/>
+          </w:tcPr>
+          <w:p>
+            <w:r/>
+            <w:r>
+              <w:rPr>
+                <w:sz w:val="17"/>
+              </w:rPr>
+              <w:t>Page allow-lists the Universal Editor service so it can load in the UE iframe — the decisive signal.</w:t>
+            </w:r>
+          </w:p>
+        </w:tc>
+      </w:tr>
+      <w:tr>
+        <w:tc>
+          <w:tcPr>
+            <w:tcW w:type="dxa" w:w="4464"/>
+          </w:tcPr>
+          <w:p>
+            <w:r/>
+            <w:r>
+              <w:rPr>
+                <w:sz w:val="17"/>
+              </w:rPr>
+              <w:t>&lt;meta name="content-page-ref" content="IBp9IaO3..."&gt;</w:t>
+            </w:r>
+          </w:p>
+        </w:tc>
+        <w:tc>
+          <w:tcPr>
+            <w:tcW w:type="dxa" w:w="4752"/>
+          </w:tcPr>
+          <w:p>
+            <w:r/>
+            <w:r>
+              <w:rPr>
+                <w:sz w:val="17"/>
+              </w:rPr>
+              <w:t>Opaque AEM repository/resource reference; absent on document-based EDS pages.</w:t>
+            </w:r>
+          </w:p>
+        </w:tc>
+      </w:tr>
+      <w:tr>
+        <w:tc>
+          <w:tcPr>
+            <w:tcW w:type="dxa" w:w="4464"/>
+          </w:tcPr>
+          <w:p>
+            <w:r/>
+            <w:r>
+              <w:rPr>
+                <w:sz w:val="17"/>
+              </w:rPr>
+              <w:t>/content/dam/piramalfinance/... asset paths</w:t>
+            </w:r>
+          </w:p>
+        </w:tc>
+        <w:tc>
+          <w:tcPr>
+            <w:tcW w:type="dxa" w:w="4752"/>
+          </w:tcPr>
+          <w:p>
+            <w:r/>
+            <w:r>
+              <w:rPr>
+                <w:sz w:val="17"/>
+              </w:rPr>
+              <w:t>Classic AEM DAM repository paths — incompatible with Drive/SharePoint doc authoring.</w:t>
+            </w:r>
+          </w:p>
+        </w:tc>
+      </w:tr>
+      <w:tr>
+        <w:tc>
+          <w:tcPr>
+            <w:tcW w:type="dxa" w:w="4464"/>
+          </w:tcPr>
+          <w:p>
+            <w:r/>
+            <w:r>
+              <w:rPr>
+                <w:sz w:val="17"/>
+              </w:rPr>
+              <w:t>author-p133703-e1305981.adobeaemcloud.com referenced</w:t>
+            </w:r>
+          </w:p>
+        </w:tc>
+        <w:tc>
+          <w:tcPr>
+            <w:tcW w:type="dxa" w:w="4752"/>
+          </w:tcPr>
+          <w:p>
+            <w:r/>
+            <w:r>
+              <w:rPr>
+                <w:sz w:val="17"/>
+              </w:rPr>
+              <w:t>AEMaaCS author-tier instance host.</w:t>
+            </w:r>
+          </w:p>
+        </w:tc>
+      </w:tr>
+      <w:tr>
+        <w:tc>
+          <w:tcPr>
+            <w:tcW w:type="dxa" w:w="4464"/>
+          </w:tcPr>
+          <w:p>
+            <w:r/>
+            <w:r>
+              <w:rPr>
+                <w:sz w:val="17"/>
+              </w:rPr>
+              <w:t>No da.live / content.da.live references anywhere</w:t>
+            </w:r>
+          </w:p>
+        </w:tc>
+        <w:tc>
+          <w:tcPr>
+            <w:tcW w:type="dxa" w:w="4752"/>
+          </w:tcPr>
+          <w:p>
+            <w:r/>
+            <w:r>
+              <w:rPr>
+                <w:sz w:val="17"/>
+              </w:rPr>
+              <w:t>Rules out DA authoring.</w:t>
+            </w:r>
+          </w:p>
+        </w:tc>
+      </w:tr>
+      <w:tr>
+        <w:tc>
+          <w:tcPr>
+            <w:tcW w:type="dxa" w:w="4464"/>
+          </w:tcPr>
+          <w:p>
+            <w:r/>
+            <w:r>
+              <w:rPr>
+                <w:sz w:val="17"/>
+              </w:rPr>
+              <w:t>No data-aue-* on published HTML</w:t>
+            </w:r>
+          </w:p>
+        </w:tc>
+        <w:tc>
+          <w:tcPr>
+            <w:tcW w:type="dxa" w:w="4752"/>
+          </w:tcPr>
+          <w:p>
+            <w:r/>
+            <w:r>
+              <w:rPr>
+                <w:sz w:val="17"/>
+              </w:rPr>
+              <w:t>Expected — UE instrumentation appears only in authoring/preview, not on the public render.</w:t>
+            </w:r>
+          </w:p>
+        </w:tc>
+      </w:tr>
+    </w:tbl>
+    <w:p/>
+    <w:p>
+      <w:pPr>
+        <w:pBdr>
+          <w:bottom w:val="single" w:sz="6" w:space="1" w:color="E85A28"/>
+        </w:pBdr>
+      </w:pPr>
+      <w:r>
+        <w:rPr>
+          <w:b/>
+          <w:color w:val="123A5E"/>
+          <w:sz w:val="32"/>
+        </w:rPr>
+        <w:t>A3. SEO &amp; Best-Practice Review</w:t>
+      </w:r>
+    </w:p>
+    <w:p>
+      <w:r>
+        <w:rPr>
+          <w:b/>
+          <w:color w:val="E85A28"/>
+          <w:sz w:val="25"/>
+        </w:rPr>
+        <w:t>Strengths</w:t>
+      </w:r>
+    </w:p>
+    <w:p>
+      <w:pPr>
+        <w:pStyle w:val="ListBullet"/>
+      </w:pPr>
+      <w:r>
+        <w:rPr>
+          <w:sz w:val="21"/>
+        </w:rPr>
+        <w:t>Unique, keyword-rich &lt;title&gt; and meta description per page (within recommended length).</w:t>
+      </w:r>
+    </w:p>
+    <w:p>
+      <w:pPr>
+        <w:pStyle w:val="ListBullet"/>
+      </w:pPr>
+      <w:r>
+        <w:rPr>
+          <w:sz w:val="21"/>
+        </w:rPr>
+        <w:t>Canonical tags present on every page.</w:t>
+      </w:r>
+    </w:p>
+    <w:p>
+      <w:pPr>
+        <w:pStyle w:val="ListBullet"/>
+      </w:pPr>
+      <w:r>
+        <w:rPr>
+          <w:sz w:val="21"/>
+        </w:rPr>
+        <w:t>Full Open Graph + Twitter Card tags, including secure image URLs.</w:t>
+      </w:r>
+    </w:p>
+    <w:p>
+      <w:pPr>
+        <w:pStyle w:val="ListBullet"/>
+      </w:pPr>
+      <w:r>
+        <w:rPr>
+          <w:sz w:val="21"/>
+        </w:rPr>
+        <w:t>JSON-LD structured data: Organization (contactPoint, sameAs socials) + WebSite with SearchAction (sitelinks search box eligible).</w:t>
+      </w:r>
+    </w:p>
+    <w:p>
+      <w:pPr>
+        <w:pStyle w:val="ListBullet"/>
+      </w:pPr>
+      <w:r>
+        <w:rPr>
+          <w:sz w:val="21"/>
+        </w:rPr>
+        <w:t>Two sitemaps referenced in robots.txt, both with lastmod; hreflang (en-in) annotations present.</w:t>
+      </w:r>
+    </w:p>
+    <w:p>
+      <w:pPr>
+        <w:pStyle w:val="ListBullet"/>
+      </w:pPr>
+      <w:r>
+        <w:rPr>
+          <w:sz w:val="21"/>
+        </w:rPr>
+        <w:t>Responsive, mobile-first markup with proper viewport.</w:t>
+      </w:r>
+    </w:p>
+    <w:p>
+      <w:pPr>
+        <w:pStyle w:val="ListBullet"/>
+      </w:pPr>
+      <w:r>
+        <w:rPr>
+          <w:sz w:val="21"/>
+        </w:rPr>
+        <w:t>Performance-oriented: font preconnect, lazy image loading, Fastly edge caching, minified assets, zero render-blocking scripts in &lt;head&gt;.</w:t>
+      </w:r>
+    </w:p>
+    <w:p>
+      <w:r>
+        <w:rPr>
+          <w:b/>
+          <w:color w:val="E85A28"/>
+          <w:sz w:val="25"/>
+        </w:rPr>
+        <w:t>Issues &amp; Opportunities</w:t>
+      </w:r>
+    </w:p>
+    <w:tbl>
+      <w:tblPr>
+        <w:tblStyle w:val="TableGrid"/>
+        <w:tblW w:type="auto" w:w="0"/>
+        <w:jc w:val="center"/>
+        <w:tblLook w:firstColumn="1" w:firstRow="1" w:lastColumn="0" w:lastRow="0" w:noHBand="0" w:noVBand="1" w:val="04A0"/>
+      </w:tblPr>
+      <w:tblGrid>
+        <w:gridCol w:w="2880"/>
+        <w:gridCol w:w="2880"/>
+        <w:gridCol w:w="2880"/>
+      </w:tblGrid>
+      <w:tr>
+        <w:trPr>
+          <w:tblHeader w:val="true"/>
+        </w:trPr>
+        <w:tc>
+          <w:tcPr>
+            <w:tcW w:type="dxa" w:w="1872"/>
+            <w:shd w:val="clear" w:color="auto" w:fill="123A5E"/>
+          </w:tcPr>
+          <w:p>
+            <w:r/>
+            <w:r>
+              <w:rPr>
+                <w:b/>
+                <w:color w:val="FFFFFF"/>
+                <w:sz w:val="17"/>
+              </w:rPr>
+              <w:t>Area</w:t>
+            </w:r>
+          </w:p>
+        </w:tc>
+        <w:tc>
+          <w:tcPr>
+            <w:tcW w:type="dxa" w:w="3888"/>
+            <w:shd w:val="clear" w:color="auto" w:fill="123A5E"/>
+          </w:tcPr>
+          <w:p>
+            <w:r/>
+            <w:r>
+              <w:rPr>
+                <w:b/>
+                <w:color w:val="FFFFFF"/>
+                <w:sz w:val="17"/>
+              </w:rPr>
+              <w:t>Finding</w:t>
+            </w:r>
+          </w:p>
+        </w:tc>
+        <w:tc>
+          <w:tcPr>
+            <w:tcW w:type="dxa" w:w="3456"/>
+            <w:shd w:val="clear" w:color="auto" w:fill="123A5E"/>
+          </w:tcPr>
+          <w:p>
+            <w:r/>
+            <w:r>
+              <w:rPr>
+                <w:b/>
+                <w:color w:val="FFFFFF"/>
+                <w:sz w:val="17"/>
+              </w:rPr>
+              <w:t>Recommendation</w:t>
+            </w:r>
+          </w:p>
+        </w:tc>
+      </w:tr>
+      <w:tr>
+        <w:tc>
+          <w:tcPr>
+            <w:tcW w:type="dxa" w:w="1872"/>
+          </w:tcPr>
+          <w:p>
+            <w:r/>
+            <w:r>
+              <w:rPr>
+                <w:sz w:val="17"/>
+              </w:rPr>
+              <w:t>Homepage H1</w:t>
+            </w:r>
+          </w:p>
+        </w:tc>
+        <w:tc>
+          <w:tcPr>
+            <w:tcW w:type="dxa" w:w="3888"/>
+          </w:tcPr>
+          <w:p>
+            <w:r/>
+            <w:r>
+              <w:rPr>
+                <w:sz w:val="17"/>
+              </w:rPr>
+              <w:t>Homepage historically rendered with no H1 (only H2–H4); product pages correctly have one.</w:t>
+            </w:r>
+          </w:p>
+        </w:tc>
+        <w:tc>
+          <w:tcPr>
+            <w:tcW w:type="dxa" w:w="3456"/>
+          </w:tcPr>
+          <w:p>
+            <w:r/>
+            <w:r>
+              <w:rPr>
+                <w:sz w:val="17"/>
+              </w:rPr>
+              <w:t>Ensure a single descriptive H1 on the homepage (recent render shows one — verify it persists).</w:t>
+            </w:r>
+          </w:p>
+        </w:tc>
+      </w:tr>
+      <w:tr>
+        <w:tc>
+          <w:tcPr>
+            <w:tcW w:type="dxa" w:w="1872"/>
+          </w:tcPr>
+          <w:p>
+            <w:r/>
+            <w:r>
+              <w:rPr>
+                <w:sz w:val="17"/>
+              </w:rPr>
+              <w:t>Meta keywords</w:t>
+            </w:r>
+          </w:p>
+        </w:tc>
+        <w:tc>
+          <w:tcPr>
+            <w:tcW w:type="dxa" w:w="3888"/>
+          </w:tcPr>
+          <w:p>
+            <w:r/>
+            <w:r>
+              <w:rPr>
+                <w:sz w:val="17"/>
+              </w:rPr>
+              <w:t>No meta keywords tag.</w:t>
+            </w:r>
+          </w:p>
+        </w:tc>
+        <w:tc>
+          <w:tcPr>
+            <w:tcW w:type="dxa" w:w="3456"/>
+          </w:tcPr>
+          <w:p>
+            <w:r/>
+            <w:r>
+              <w:rPr>
+                <w:sz w:val="17"/>
+              </w:rPr>
+              <w:t>Correct modern practice (Google ignores it) — no action needed.</w:t>
+            </w:r>
+          </w:p>
+        </w:tc>
+      </w:tr>
+      <w:tr>
+        <w:tc>
+          <w:tcPr>
+            <w:tcW w:type="dxa" w:w="1872"/>
+          </w:tcPr>
+          <w:p>
+            <w:r/>
+            <w:r>
+              <w:rPr>
+                <w:sz w:val="17"/>
+              </w:rPr>
+              <w:t>Regional languages</w:t>
+            </w:r>
+          </w:p>
+        </w:tc>
+        <w:tc>
+          <w:tcPr>
+            <w:tcW w:type="dxa" w:w="3888"/>
+          </w:tcPr>
+          <w:p>
+            <w:r/>
+            <w:r>
+              <w:rPr>
+                <w:sz w:val="17"/>
+              </w:rPr>
+              <w:t>/hi /gu /mr /ta /te /kn /ml blocked in robots.txt AND return 404.</w:t>
+            </w:r>
+          </w:p>
+        </w:tc>
+        <w:tc>
+          <w:tcPr>
+            <w:tcW w:type="dxa" w:w="3456"/>
+          </w:tcPr>
+          <w:p>
+            <w:r/>
+            <w:r>
+              <w:rPr>
+                <w:sz w:val="17"/>
+              </w:rPr>
+              <w:t>Clean up stale rules or build real localized content; align hreflang accordingly.</w:t>
+            </w:r>
+          </w:p>
+        </w:tc>
+      </w:tr>
+      <w:tr>
+        <w:tc>
+          <w:tcPr>
+            <w:tcW w:type="dxa" w:w="1872"/>
+          </w:tcPr>
+          <w:p>
+            <w:r/>
+            <w:r>
+              <w:rPr>
+                <w:sz w:val="17"/>
+              </w:rPr>
+              <w:t>hreflang scope</w:t>
+            </w:r>
+          </w:p>
+        </w:tc>
+        <w:tc>
+          <w:tcPr>
+            <w:tcW w:type="dxa" w:w="3888"/>
+          </w:tcPr>
+          <w:p>
+            <w:r/>
+            <w:r>
+              <w:rPr>
+                <w:sz w:val="17"/>
+              </w:rPr>
+              <w:t>Sitemap declares only en-in alternates; no reciprocal regional links.</w:t>
+            </w:r>
+          </w:p>
+        </w:tc>
+        <w:tc>
+          <w:tcPr>
+            <w:tcW w:type="dxa" w:w="3456"/>
+          </w:tcPr>
+          <w:p>
+            <w:r/>
+            <w:r>
+              <w:rPr>
+                <w:sz w:val="17"/>
+              </w:rPr>
+              <w:t>Acceptable while regional content is absent; revisit if localized pages are built.</w:t>
+            </w:r>
+          </w:p>
+        </w:tc>
+      </w:tr>
+      <w:tr>
+        <w:tc>
+          <w:tcPr>
+            <w:tcW w:type="dxa" w:w="1872"/>
+          </w:tcPr>
+          <w:p>
+            <w:r/>
+            <w:r>
+              <w:rPr>
+                <w:sz w:val="17"/>
+              </w:rPr>
+              <w:t>Sitemap consistency</w:t>
+            </w:r>
+          </w:p>
+        </w:tc>
+        <w:tc>
+          <w:tcPr>
+            <w:tcW w:type="dxa" w:w="3888"/>
+          </w:tcPr>
+          <w:p>
+            <w:r/>
+            <w:r>
+              <w:rPr>
+                <w:sz w:val="17"/>
+              </w:rPr>
+              <w:t>Main sitemap gzipped + index style; vidya sitemap is a flat plain-XML urlset.</w:t>
+            </w:r>
+          </w:p>
+        </w:tc>
+        <w:tc>
+          <w:tcPr>
+            <w:tcW w:type="dxa" w:w="3456"/>
+          </w:tcPr>
+          <w:p>
+            <w:r/>
+            <w:r>
+              <w:rPr>
+                <w:sz w:val="17"/>
+              </w:rPr>
+              <w:t>Consolidate under a single sitemap index referencing both children.</w:t>
+            </w:r>
+          </w:p>
+        </w:tc>
+      </w:tr>
+      <w:tr>
+        <w:tc>
+          <w:tcPr>
+            <w:tcW w:type="dxa" w:w="1872"/>
+          </w:tcPr>
+          <w:p>
+            <w:r/>
+            <w:r>
+              <w:rPr>
+                <w:sz w:val="17"/>
+              </w:rPr>
+              <w:t>lastmod freshness</w:t>
+            </w:r>
+          </w:p>
+        </w:tc>
+        <w:tc>
+          <w:tcPr>
+            <w:tcW w:type="dxa" w:w="3888"/>
+          </w:tcPr>
+          <w:p>
+            <w:r/>
+            <w:r>
+              <w:rPr>
+                <w:sz w:val="17"/>
+              </w:rPr>
+              <w:t>Some entries stale (2024-12 / 2025-04) vs recent page modified-time.</w:t>
+            </w:r>
+          </w:p>
+        </w:tc>
+        <w:tc>
+          <w:tcPr>
+            <w:tcW w:type="dxa" w:w="3456"/>
+          </w:tcPr>
+          <w:p>
+            <w:r/>
+            <w:r>
+              <w:rPr>
+                <w:sz w:val="17"/>
+              </w:rPr>
+              <w:t>Keep lastmod aligned with actual content changes to aid recrawl.</w:t>
+            </w:r>
+          </w:p>
+        </w:tc>
+      </w:tr>
+      <w:tr>
+        <w:tc>
+          <w:tcPr>
+            <w:tcW w:type="dxa" w:w="1872"/>
+          </w:tcPr>
+          <w:p>
+            <w:r/>
+            <w:r>
+              <w:rPr>
+                <w:sz w:val="17"/>
+              </w:rPr>
+              <w:t>changefreq / priority</w:t>
+            </w:r>
+          </w:p>
+        </w:tc>
+        <w:tc>
+          <w:tcPr>
+            <w:tcW w:type="dxa" w:w="3888"/>
+          </w:tcPr>
+          <w:p>
+            <w:r/>
+            <w:r>
+              <w:rPr>
+                <w:sz w:val="17"/>
+              </w:rPr>
+              <w:t>Present only in the vidya sitemap.</w:t>
+            </w:r>
+          </w:p>
+        </w:tc>
+        <w:tc>
+          <w:tcPr>
+            <w:tcW w:type="dxa" w:w="3456"/>
+          </w:tcPr>
+          <w:p>
+            <w:r/>
+            <w:r>
+              <w:rPr>
+                <w:sz w:val="17"/>
+              </w:rPr>
+              <w:t>Harmless (largely ignored by Google); standardize for consistency.</w:t>
+            </w:r>
+          </w:p>
+        </w:tc>
+      </w:tr>
+    </w:tbl>
+    <w:p/>
+    <w:p>
+      <w:pPr>
+        <w:pBdr>
+          <w:bottom w:val="single" w:sz="6" w:space="1" w:color="E85A28"/>
+        </w:pBdr>
+      </w:pPr>
+      <w:r>
+        <w:rPr>
+          <w:b/>
+          <w:color w:val="123A5E"/>
+          <w:sz w:val="32"/>
+        </w:rPr>
+        <w:t>A4. Regional-Language Pages Analysis</w:t>
+      </w:r>
+    </w:p>
+    <w:p>
+      <w:r>
+        <w:rPr>
+          <w:i w:val="0"/>
+          <w:sz w:val="21"/>
+        </w:rPr>
+        <w:t>The seven regional-language directories are blocked in robots.txt but contain no live content — the robots rules are effectively stale/leftover. No regional-language SEO equity is currently being forfeited because nothing is served.</w:t>
+      </w:r>
+    </w:p>
+    <w:tbl>
+      <w:tblPr>
+        <w:tblStyle w:val="TableGrid"/>
+        <w:tblW w:type="auto" w:w="0"/>
+        <w:jc w:val="center"/>
+        <w:tblLook w:firstColumn="1" w:firstRow="1" w:lastColumn="0" w:lastRow="0" w:noHBand="0" w:noVBand="1" w:val="04A0"/>
+      </w:tblPr>
+      <w:tblGrid>
+        <w:gridCol w:w="2160"/>
+        <w:gridCol w:w="2160"/>
+        <w:gridCol w:w="2160"/>
+        <w:gridCol w:w="2160"/>
+      </w:tblGrid>
+      <w:tr>
+        <w:trPr>
+          <w:tblHeader w:val="true"/>
+        </w:trPr>
+        <w:tc>
+          <w:tcPr>
+            <w:tcW w:type="dxa" w:w="3744"/>
+            <w:shd w:val="clear" w:color="auto" w:fill="123A5E"/>
+          </w:tcPr>
+          <w:p>
+            <w:r/>
+            <w:r>
+              <w:rPr>
+                <w:b/>
+                <w:color w:val="FFFFFF"/>
+                <w:sz w:val="17"/>
+              </w:rPr>
+              <w:t>Path tested</w:t>
+            </w:r>
+          </w:p>
+        </w:tc>
+        <w:tc>
+          <w:tcPr>
+            <w:tcW w:type="dxa" w:w="2016"/>
+            <w:shd w:val="clear" w:color="auto" w:fill="123A5E"/>
+          </w:tcPr>
+          <w:p>
+            <w:r/>
+            <w:r>
+              <w:rPr>
+                <w:b/>
+                <w:color w:val="FFFFFF"/>
+                <w:sz w:val="17"/>
+              </w:rPr>
+              <w:t>HTTP status</w:t>
+            </w:r>
+          </w:p>
+        </w:tc>
+        <w:tc>
+          <w:tcPr>
+            <w:tcW w:type="dxa" w:w="1440"/>
+            <w:shd w:val="clear" w:color="auto" w:fill="123A5E"/>
+          </w:tcPr>
+          <w:p>
+            <w:r/>
+            <w:r>
+              <w:rPr>
+                <w:b/>
+                <w:color w:val="FFFFFF"/>
+                <w:sz w:val="17"/>
+              </w:rPr>
+              <w:t>In sitemap?</w:t>
+            </w:r>
+          </w:p>
+        </w:tc>
+        <w:tc>
+          <w:tcPr>
+            <w:tcW w:type="dxa" w:w="2016"/>
+            <w:shd w:val="clear" w:color="auto" w:fill="123A5E"/>
+          </w:tcPr>
+          <w:p>
+            <w:r/>
+            <w:r>
+              <w:rPr>
+                <w:b/>
+                <w:color w:val="FFFFFF"/>
+                <w:sz w:val="17"/>
+              </w:rPr>
+              <w:t>Conclusion</w:t>
+            </w:r>
+          </w:p>
+        </w:tc>
+      </w:tr>
+      <w:tr>
+        <w:tc>
+          <w:tcPr>
+            <w:tcW w:type="dxa" w:w="3744"/>
+          </w:tcPr>
+          <w:p>
+            <w:r/>
+            <w:r>
+              <w:rPr>
+                <w:sz w:val="17"/>
+              </w:rPr>
+              <w:t>/hi/, /gu/, /mr/, /ta/, /te/, /kn/, /ml/ (roots)</w:t>
+            </w:r>
+          </w:p>
+        </w:tc>
+        <w:tc>
+          <w:tcPr>
+            <w:tcW w:type="dxa" w:w="2016"/>
+          </w:tcPr>
+          <w:p>
+            <w:r/>
+            <w:r>
+              <w:rPr>
+                <w:sz w:val="17"/>
+              </w:rPr>
+              <w:t>404</w:t>
+            </w:r>
+          </w:p>
+        </w:tc>
+        <w:tc>
+          <w:tcPr>
+            <w:tcW w:type="dxa" w:w="1440"/>
+          </w:tcPr>
+          <w:p>
+            <w:r/>
+            <w:r>
+              <w:rPr>
+                <w:sz w:val="17"/>
+              </w:rPr>
+              <w:t>No</w:t>
+            </w:r>
+          </w:p>
+        </w:tc>
+        <w:tc>
+          <w:tcPr>
+            <w:tcW w:type="dxa" w:w="2016"/>
+          </w:tcPr>
+          <w:p>
+            <w:r/>
+            <w:r>
+              <w:rPr>
+                <w:sz w:val="17"/>
+              </w:rPr>
+              <w:t>No content</w:t>
+            </w:r>
+          </w:p>
+        </w:tc>
+      </w:tr>
+      <w:tr>
+        <w:tc>
+          <w:tcPr>
+            <w:tcW w:type="dxa" w:w="3744"/>
+          </w:tcPr>
+          <w:p>
+            <w:r/>
+            <w:r>
+              <w:rPr>
+                <w:sz w:val="17"/>
+              </w:rPr>
+              <w:t>/hi/business-loan, /ta/personal-loan (product)</w:t>
+            </w:r>
+          </w:p>
+        </w:tc>
+        <w:tc>
+          <w:tcPr>
+            <w:tcW w:type="dxa" w:w="2016"/>
+          </w:tcPr>
+          <w:p>
+            <w:r/>
+            <w:r>
+              <w:rPr>
+                <w:sz w:val="17"/>
+              </w:rPr>
+              <w:t>404</w:t>
+            </w:r>
+          </w:p>
+        </w:tc>
+        <w:tc>
+          <w:tcPr>
+            <w:tcW w:type="dxa" w:w="1440"/>
+          </w:tcPr>
+          <w:p>
+            <w:r/>
+            <w:r>
+              <w:rPr>
+                <w:sz w:val="17"/>
+              </w:rPr>
+              <w:t>No</w:t>
+            </w:r>
+          </w:p>
+        </w:tc>
+        <w:tc>
+          <w:tcPr>
+            <w:tcW w:type="dxa" w:w="2016"/>
+          </w:tcPr>
+          <w:p>
+            <w:r/>
+            <w:r>
+              <w:rPr>
+                <w:sz w:val="17"/>
+              </w:rPr>
+              <w:t>No content</w:t>
+            </w:r>
+          </w:p>
+        </w:tc>
+      </w:tr>
+      <w:tr>
+        <w:tc>
+          <w:tcPr>
+            <w:tcW w:type="dxa" w:w="3744"/>
+          </w:tcPr>
+          <w:p>
+            <w:r/>
+            <w:r>
+              <w:rPr>
+                <w:sz w:val="17"/>
+              </w:rPr>
+              <w:t>/vidya/hi/&lt;article&gt;, /vidya/ta/&lt;article&gt;</w:t>
+            </w:r>
+          </w:p>
+        </w:tc>
+        <w:tc>
+          <w:tcPr>
+            <w:tcW w:type="dxa" w:w="2016"/>
+          </w:tcPr>
+          <w:p>
+            <w:r/>
+            <w:r>
+              <w:rPr>
+                <w:sz w:val="17"/>
+              </w:rPr>
+              <w:t>500 (generic error route)</w:t>
+            </w:r>
+          </w:p>
+        </w:tc>
+        <w:tc>
+          <w:tcPr>
+            <w:tcW w:type="dxa" w:w="1440"/>
+          </w:tcPr>
+          <w:p>
+            <w:r/>
+            <w:r>
+              <w:rPr>
+                <w:sz w:val="17"/>
+              </w:rPr>
+              <w:t>No</w:t>
+            </w:r>
+          </w:p>
+        </w:tc>
+        <w:tc>
+          <w:tcPr>
+            <w:tcW w:type="dxa" w:w="2016"/>
+          </w:tcPr>
+          <w:p>
+            <w:r/>
+            <w:r>
+              <w:rPr>
+                <w:sz w:val="17"/>
+              </w:rPr>
+              <w:t>Not real localized pages</w:t>
+            </w:r>
+          </w:p>
+        </w:tc>
+      </w:tr>
+      <w:tr>
+        <w:tc>
+          <w:tcPr>
+            <w:tcW w:type="dxa" w:w="3744"/>
+          </w:tcPr>
+          <w:p>
+            <w:r/>
+            <w:r>
+              <w:rPr>
+                <w:sz w:val="17"/>
+              </w:rPr>
+              <w:t>Regional prefixes in either sitemap</w:t>
+            </w:r>
+          </w:p>
+        </w:tc>
+        <w:tc>
+          <w:tcPr>
+            <w:tcW w:type="dxa" w:w="2016"/>
+          </w:tcPr>
+          <w:p>
+            <w:r/>
+            <w:r>
+              <w:rPr>
+                <w:sz w:val="17"/>
+              </w:rPr>
+              <w:t>—</w:t>
+            </w:r>
+          </w:p>
+        </w:tc>
+        <w:tc>
+          <w:tcPr>
+            <w:tcW w:type="dxa" w:w="1440"/>
+          </w:tcPr>
+          <w:p>
+            <w:r/>
+            <w:r>
+              <w:rPr>
+                <w:sz w:val="17"/>
+              </w:rPr>
+              <w:t>0 found</w:t>
+            </w:r>
+          </w:p>
+        </w:tc>
+        <w:tc>
+          <w:tcPr>
+            <w:tcW w:type="dxa" w:w="2016"/>
+          </w:tcPr>
+          <w:p>
+            <w:r/>
+            <w:r>
+              <w:rPr>
+                <w:sz w:val="17"/>
+              </w:rPr>
+              <w:t>Not indexed / not published</w:t>
+            </w:r>
+          </w:p>
+        </w:tc>
+      </w:tr>
+      <w:tr>
+        <w:tc>
+          <w:tcPr>
+            <w:tcW w:type="dxa" w:w="3744"/>
+          </w:tcPr>
+          <w:p>
+            <w:r/>
+            <w:r>
+              <w:rPr>
+                <w:sz w:val="17"/>
+              </w:rPr>
+              <w:t>hreflang alternates / language switcher in markup</w:t>
+            </w:r>
+          </w:p>
+        </w:tc>
+        <w:tc>
+          <w:tcPr>
+            <w:tcW w:type="dxa" w:w="2016"/>
+          </w:tcPr>
+          <w:p>
+            <w:r/>
+            <w:r>
+              <w:rPr>
+                <w:sz w:val="17"/>
+              </w:rPr>
+              <w:t>—</w:t>
+            </w:r>
+          </w:p>
+        </w:tc>
+        <w:tc>
+          <w:tcPr>
+            <w:tcW w:type="dxa" w:w="1440"/>
+          </w:tcPr>
+          <w:p>
+            <w:r/>
+            <w:r>
+              <w:rPr>
+                <w:sz w:val="17"/>
+              </w:rPr>
+              <w:t>None</w:t>
+            </w:r>
+          </w:p>
+        </w:tc>
+        <w:tc>
+          <w:tcPr>
+            <w:tcW w:type="dxa" w:w="2016"/>
+          </w:tcPr>
+          <w:p>
+            <w:r/>
+            <w:r>
+              <w:rPr>
+                <w:sz w:val="17"/>
+              </w:rPr>
+              <w:t>No multilingual wiring present</w:t>
+            </w:r>
+          </w:p>
+        </w:tc>
+      </w:tr>
+    </w:tbl>
+    <w:p/>
+    <w:p>
+      <w:pPr>
+        <w:pBdr>
+          <w:bottom w:val="single" w:sz="6" w:space="1" w:color="E85A28"/>
+        </w:pBdr>
+      </w:pPr>
+      <w:r>
+        <w:rPr>
+          <w:b/>
+          <w:color w:val="123A5E"/>
+          <w:sz w:val="32"/>
+        </w:rPr>
+        <w:t>A5. Structured-Data (JSON-LD) Audit</w:t>
+      </w:r>
+    </w:p>
+    <w:p>
+      <w:r>
+        <w:rPr>
+          <w:i w:val="0"/>
+          <w:sz w:val="21"/>
+        </w:rPr>
+        <w:t>Schema coverage is strong on flagship product pages but inconsistent across peers and informational pages.</w:t>
+      </w:r>
+    </w:p>
+    <w:tbl>
+      <w:tblPr>
+        <w:tblStyle w:val="TableGrid"/>
+        <w:tblW w:type="auto" w:w="0"/>
+        <w:jc w:val="center"/>
+        <w:tblLook w:firstColumn="1" w:firstRow="1" w:lastColumn="0" w:lastRow="0" w:noHBand="0" w:noVBand="1" w:val="04A0"/>
+      </w:tblPr>
+      <w:tblGrid>
+        <w:gridCol w:w="2880"/>
+        <w:gridCol w:w="2880"/>
+        <w:gridCol w:w="2880"/>
+      </w:tblGrid>
+      <w:tr>
+        <w:trPr>
+          <w:tblHeader w:val="true"/>
+        </w:trPr>
+        <w:tc>
+          <w:tcPr>
+            <w:tcW w:type="dxa" w:w="2304"/>
+            <w:shd w:val="clear" w:color="auto" w:fill="123A5E"/>
+          </w:tcPr>
+          <w:p>
+            <w:r/>
+            <w:r>
+              <w:rPr>
+                <w:b/>
+                <w:color w:val="FFFFFF"/>
+                <w:sz w:val="17"/>
+              </w:rPr>
+              <w:t>Page</w:t>
+            </w:r>
+          </w:p>
+        </w:tc>
+        <w:tc>
+          <w:tcPr>
+            <w:tcW w:type="dxa" w:w="4896"/>
+            <w:shd w:val="clear" w:color="auto" w:fill="123A5E"/>
+          </w:tcPr>
+          <w:p>
+            <w:r/>
+            <w:r>
+              <w:rPr>
+                <w:b/>
+                <w:color w:val="FFFFFF"/>
+                <w:sz w:val="17"/>
+              </w:rPr>
+              <w:t>JSON-LD types present</w:t>
+            </w:r>
+          </w:p>
+        </w:tc>
+        <w:tc>
+          <w:tcPr>
+            <w:tcW w:type="dxa" w:w="2016"/>
+            <w:shd w:val="clear" w:color="auto" w:fill="123A5E"/>
+          </w:tcPr>
+          <w:p>
+            <w:r/>
+            <w:r>
+              <w:rPr>
+                <w:b/>
+                <w:color w:val="FFFFFF"/>
+                <w:sz w:val="17"/>
+              </w:rPr>
+              <w:t>Assessment</w:t>
+            </w:r>
+          </w:p>
+        </w:tc>
+      </w:tr>
+      <w:tr>
+        <w:tc>
+          <w:tcPr>
+            <w:tcW w:type="dxa" w:w="2304"/>
+          </w:tcPr>
+          <w:p>
+            <w:r/>
+            <w:r>
+              <w:rPr>
+                <w:sz w:val="17"/>
+              </w:rPr>
+              <w:t>Homepage</w:t>
+            </w:r>
+          </w:p>
+        </w:tc>
+        <w:tc>
+          <w:tcPr>
+            <w:tcW w:type="dxa" w:w="4896"/>
+          </w:tcPr>
+          <w:p>
+            <w:r/>
+            <w:r>
+              <w:rPr>
+                <w:sz w:val="17"/>
+              </w:rPr>
+              <w:t>Organization, WebSite, SearchAction, ContactPoint</w:t>
+            </w:r>
+          </w:p>
+        </w:tc>
+        <w:tc>
+          <w:tcPr>
+            <w:tcW w:type="dxa" w:w="2016"/>
+          </w:tcPr>
+          <w:p>
+            <w:r/>
+            <w:r>
+              <w:rPr>
+                <w:sz w:val="17"/>
+              </w:rPr>
+              <w:t>Good baseline</w:t>
+            </w:r>
+          </w:p>
+        </w:tc>
+      </w:tr>
+      <w:tr>
+        <w:tc>
+          <w:tcPr>
+            <w:tcW w:type="dxa" w:w="2304"/>
+          </w:tcPr>
+          <w:p>
+            <w:r/>
+            <w:r>
+              <w:rPr>
+                <w:sz w:val="17"/>
+              </w:rPr>
+              <w:t>/business-loan</w:t>
+            </w:r>
+          </w:p>
+        </w:tc>
+        <w:tc>
+          <w:tcPr>
+            <w:tcW w:type="dxa" w:w="4896"/>
+          </w:tcPr>
+          <w:p>
+            <w:r/>
+            <w:r>
+              <w:rPr>
+                <w:sz w:val="17"/>
+              </w:rPr>
+              <w:t>FinancialService, LoanOrCredit, FAQPage (11 Q&amp;A), BreadcrumbList, VideoObject, Brand, MonetaryAmount</w:t>
+            </w:r>
+          </w:p>
+        </w:tc>
+        <w:tc>
+          <w:tcPr>
+            <w:tcW w:type="dxa" w:w="2016"/>
+          </w:tcPr>
+          <w:p>
+            <w:r/>
+            <w:r>
+              <w:rPr>
+                <w:sz w:val="17"/>
+              </w:rPr>
+              <w:t>Excellent</w:t>
+            </w:r>
+          </w:p>
+        </w:tc>
+      </w:tr>
+      <w:tr>
+        <w:tc>
+          <w:tcPr>
+            <w:tcW w:type="dxa" w:w="2304"/>
+          </w:tcPr>
+          <w:p>
+            <w:r/>
+            <w:r>
+              <w:rPr>
+                <w:sz w:val="17"/>
+              </w:rPr>
+              <w:t>/home-loan</w:t>
+            </w:r>
+          </w:p>
+        </w:tc>
+        <w:tc>
+          <w:tcPr>
+            <w:tcW w:type="dxa" w:w="4896"/>
+          </w:tcPr>
+          <w:p>
+            <w:r/>
+            <w:r>
+              <w:rPr>
+                <w:sz w:val="17"/>
+              </w:rPr>
+              <w:t>FinancialService, LoanOrCredit, FAQPage (13 Q&amp;A), BreadcrumbList, VideoObject, Organization</w:t>
+            </w:r>
+          </w:p>
+        </w:tc>
+        <w:tc>
+          <w:tcPr>
+            <w:tcW w:type="dxa" w:w="2016"/>
+          </w:tcPr>
+          <w:p>
+            <w:r/>
+            <w:r>
+              <w:rPr>
+                <w:sz w:val="17"/>
+              </w:rPr>
+              <w:t>Excellent</w:t>
+            </w:r>
+          </w:p>
+        </w:tc>
+      </w:tr>
+      <w:tr>
+        <w:tc>
+          <w:tcPr>
+            <w:tcW w:type="dxa" w:w="2304"/>
+          </w:tcPr>
+          <w:p>
+            <w:r/>
+            <w:r>
+              <w:rPr>
+                <w:sz w:val="17"/>
+              </w:rPr>
+              <w:t>/personal-loan</w:t>
+            </w:r>
+          </w:p>
+        </w:tc>
+        <w:tc>
+          <w:tcPr>
+            <w:tcW w:type="dxa" w:w="4896"/>
+          </w:tcPr>
+          <w:p>
+            <w:r/>
+            <w:r>
+              <w:rPr>
+                <w:sz w:val="17"/>
+              </w:rPr>
+              <w:t>None</w:t>
+            </w:r>
+          </w:p>
+        </w:tc>
+        <w:tc>
+          <w:tcPr>
+            <w:tcW w:type="dxa" w:w="2016"/>
+          </w:tcPr>
+          <w:p>
+            <w:r/>
+            <w:r>
+              <w:rPr>
+                <w:sz w:val="17"/>
+              </w:rPr>
+              <w:t>GAP — high-value page missing all schema</w:t>
+            </w:r>
+          </w:p>
+        </w:tc>
+      </w:tr>
+      <w:tr>
+        <w:tc>
+          <w:tcPr>
+            <w:tcW w:type="dxa" w:w="2304"/>
+          </w:tcPr>
+          <w:p>
+            <w:r/>
+            <w:r>
+              <w:rPr>
+                <w:sz w:val="17"/>
+              </w:rPr>
+              <w:t>/calculators</w:t>
+            </w:r>
+          </w:p>
+        </w:tc>
+        <w:tc>
+          <w:tcPr>
+            <w:tcW w:type="dxa" w:w="4896"/>
+          </w:tcPr>
+          <w:p>
+            <w:r/>
+            <w:r>
+              <w:rPr>
+                <w:sz w:val="17"/>
+              </w:rPr>
+              <w:t>BreadcrumbList, ImageObject only</w:t>
+            </w:r>
+          </w:p>
+        </w:tc>
+        <w:tc>
+          <w:tcPr>
+            <w:tcW w:type="dxa" w:w="2016"/>
+          </w:tcPr>
+          <w:p>
+            <w:r/>
+            <w:r>
+              <w:rPr>
+                <w:sz w:val="17"/>
+              </w:rPr>
+              <w:t>Partial — could add WebApplication/HowTo</w:t>
+            </w:r>
+          </w:p>
+        </w:tc>
+      </w:tr>
+      <w:tr>
+        <w:tc>
+          <w:tcPr>
+            <w:tcW w:type="dxa" w:w="2304"/>
+          </w:tcPr>
+          <w:p>
+            <w:r/>
+            <w:r>
+              <w:rPr>
+                <w:sz w:val="17"/>
+              </w:rPr>
+              <w:t>/faq</w:t>
+            </w:r>
+          </w:p>
+        </w:tc>
+        <w:tc>
+          <w:tcPr>
+            <w:tcW w:type="dxa" w:w="4896"/>
+          </w:tcPr>
+          <w:p>
+            <w:r/>
+            <w:r>
+              <w:rPr>
+                <w:sz w:val="17"/>
+              </w:rPr>
+              <w:t>Only inherited Organization + WebSite</w:t>
+            </w:r>
+          </w:p>
+        </w:tc>
+        <w:tc>
+          <w:tcPr>
+            <w:tcW w:type="dxa" w:w="2016"/>
+          </w:tcPr>
+          <w:p>
+            <w:r/>
+            <w:r>
+              <w:rPr>
+                <w:sz w:val="17"/>
+              </w:rPr>
+              <w:t>GAP — dedicated FAQ page lacks FAQPage schema</w:t>
+            </w:r>
+          </w:p>
+        </w:tc>
+      </w:tr>
+      <w:tr>
+        <w:tc>
+          <w:tcPr>
+            <w:tcW w:type="dxa" w:w="2304"/>
+          </w:tcPr>
+          <w:p>
+            <w:r/>
+            <w:r>
+              <w:rPr>
+                <w:sz w:val="17"/>
+              </w:rPr>
+              <w:t>/about-us, /contact-us</w:t>
+            </w:r>
+          </w:p>
+        </w:tc>
+        <w:tc>
+          <w:tcPr>
+            <w:tcW w:type="dxa" w:w="4896"/>
+          </w:tcPr>
+          <w:p>
+            <w:r/>
+            <w:r>
+              <w:rPr>
+                <w:sz w:val="17"/>
+              </w:rPr>
+              <w:t>Only inherited Organization + WebSite</w:t>
+            </w:r>
+          </w:p>
+        </w:tc>
+        <w:tc>
+          <w:tcPr>
+            <w:tcW w:type="dxa" w:w="2016"/>
+          </w:tcPr>
+          <w:p>
+            <w:r/>
+            <w:r>
+              <w:rPr>
+                <w:sz w:val="17"/>
+              </w:rPr>
+              <w:t>Minimal</w:t>
+            </w:r>
+          </w:p>
+        </w:tc>
+      </w:tr>
+      <w:tr>
+        <w:tc>
+          <w:tcPr>
+            <w:tcW w:type="dxa" w:w="2304"/>
+          </w:tcPr>
+          <w:p>
+            <w:r/>
+            <w:r>
+              <w:rPr>
+                <w:sz w:val="17"/>
+              </w:rPr>
+              <w:t>/vidya/* (blog)</w:t>
+            </w:r>
+          </w:p>
+        </w:tc>
+        <w:tc>
+          <w:tcPr>
+            <w:tcW w:type="dxa" w:w="4896"/>
+          </w:tcPr>
+          <w:p>
+            <w:r/>
+            <w:r>
+              <w:rPr>
+                <w:sz w:val="17"/>
+              </w:rPr>
+              <w:t>BlogPosting/Article, Person (author), BreadcrumbList, WebPage</w:t>
+            </w:r>
+          </w:p>
+        </w:tc>
+        <w:tc>
+          <w:tcPr>
+            <w:tcW w:type="dxa" w:w="2016"/>
+          </w:tcPr>
+          <w:p>
+            <w:r/>
+            <w:r>
+              <w:rPr>
+                <w:sz w:val="17"/>
+              </w:rPr>
+              <w:t>Good for articles</w:t>
+            </w:r>
+          </w:p>
+        </w:tc>
+      </w:tr>
+    </w:tbl>
+    <w:p/>
+    <w:p>
+      <w:r>
+        <w:rPr>
+          <w:i/>
+          <w:sz w:val="21"/>
+        </w:rPr>
+        <w:t>Recommendation: normalize schema across product pages — add FinancialService/LoanOrCredit/FAQPage to /personal-loan, and FAQPage to the dedicated /faq page, to preserve rich-result eligibility post-migration.</w:t>
+      </w:r>
+    </w:p>
+    <w:p>
+      <w:pPr>
+        <w:pBdr>
+          <w:bottom w:val="single" w:sz="6" w:space="1" w:color="E85A28"/>
+        </w:pBdr>
+      </w:pPr>
+      <w:r>
+        <w:rPr>
+          <w:b/>
+          <w:color w:val="123A5E"/>
+          <w:sz w:val="32"/>
+        </w:rPr>
+        <w:t>A6. Performance Pass</w:t>
+      </w:r>
+    </w:p>
+    <w:p>
+      <w:r>
+        <w:rPr>
+          <w:i w:val="0"/>
+          <w:sz w:val="21"/>
+        </w:rPr>
+        <w:t>Measured against the live Fastly-served pages (warm cache). The EDS main site follows Edge Delivery performance best practices well; the legacy WordPress blog carries more weight (jQuery/Bootstrap).</w:t>
+      </w:r>
+    </w:p>
+    <w:tbl>
+      <w:tblPr>
+        <w:tblStyle w:val="TableGrid"/>
+        <w:tblW w:type="auto" w:w="0"/>
+        <w:jc w:val="center"/>
+        <w:tblLook w:firstColumn="1" w:firstRow="1" w:lastColumn="0" w:lastRow="0" w:noHBand="0" w:noVBand="1" w:val="04A0"/>
+      </w:tblPr>
+      <w:tblGrid>
+        <w:gridCol w:w="1728"/>
+        <w:gridCol w:w="1728"/>
+        <w:gridCol w:w="1728"/>
+        <w:gridCol w:w="1728"/>
+        <w:gridCol w:w="1728"/>
+      </w:tblGrid>
+      <w:tr>
+        <w:trPr>
+          <w:tblHeader w:val="true"/>
+        </w:trPr>
+        <w:tc>
+          <w:tcPr>
+            <w:tcW w:type="dxa" w:w="2304"/>
+            <w:shd w:val="clear" w:color="auto" w:fill="123A5E"/>
+          </w:tcPr>
+          <w:p>
+            <w:r/>
+            <w:r>
+              <w:rPr>
+                <w:b/>
+                <w:color w:val="FFFFFF"/>
+                <w:sz w:val="17"/>
+              </w:rPr>
+              <w:t>Metric</w:t>
+            </w:r>
+          </w:p>
+        </w:tc>
+        <w:tc>
+          <w:tcPr>
+            <w:tcW w:type="dxa" w:w="2160"/>
+            <w:shd w:val="clear" w:color="auto" w:fill="123A5E"/>
+          </w:tcPr>
+          <w:p>
+            <w:r/>
+            <w:r>
+              <w:rPr>
+                <w:b/>
+                <w:color w:val="FFFFFF"/>
+                <w:sz w:val="17"/>
+              </w:rPr>
+              <w:t>Homepage</w:t>
+            </w:r>
+          </w:p>
+        </w:tc>
+        <w:tc>
+          <w:tcPr>
+            <w:tcW w:type="dxa" w:w="1584"/>
+            <w:shd w:val="clear" w:color="auto" w:fill="123A5E"/>
+          </w:tcPr>
+          <w:p>
+            <w:r/>
+            <w:r>
+              <w:rPr>
+                <w:b/>
+                <w:color w:val="FFFFFF"/>
+                <w:sz w:val="17"/>
+              </w:rPr>
+              <w:t>Loan Product</w:t>
+            </w:r>
+          </w:p>
+        </w:tc>
+        <w:tc>
+          <w:tcPr>
+            <w:tcW w:type="dxa" w:w="1872"/>
+            <w:shd w:val="clear" w:color="auto" w:fill="123A5E"/>
+          </w:tcPr>
+          <w:p>
+            <w:r/>
+            <w:r>
+              <w:rPr>
+                <w:b/>
+                <w:color w:val="FFFFFF"/>
+                <w:sz w:val="17"/>
+              </w:rPr>
+              <w:t>Vidya Blog</w:t>
+            </w:r>
+          </w:p>
+        </w:tc>
+        <w:tc>
+          <w:tcPr>
+            <w:tcW w:type="dxa" w:w="1296"/>
+            <w:shd w:val="clear" w:color="auto" w:fill="123A5E"/>
+          </w:tcPr>
+          <w:p>
+            <w:r/>
+            <w:r>
+              <w:rPr>
+                <w:b/>
+                <w:color w:val="FFFFFF"/>
+                <w:sz w:val="17"/>
+              </w:rPr>
+              <w:t>Verdict</w:t>
+            </w:r>
+          </w:p>
+        </w:tc>
+      </w:tr>
+      <w:tr>
+        <w:tc>
+          <w:tcPr>
+            <w:tcW w:type="dxa" w:w="2304"/>
+          </w:tcPr>
+          <w:p>
+            <w:r/>
+            <w:r>
+              <w:rPr>
+                <w:sz w:val="17"/>
+              </w:rPr>
+              <w:t>TTFB</w:t>
+            </w:r>
+          </w:p>
+        </w:tc>
+        <w:tc>
+          <w:tcPr>
+            <w:tcW w:type="dxa" w:w="2160"/>
+          </w:tcPr>
+          <w:p>
+            <w:r/>
+            <w:r>
+              <w:rPr>
+                <w:sz w:val="17"/>
+              </w:rPr>
+              <w:t>~0.76s</w:t>
+            </w:r>
+          </w:p>
+        </w:tc>
+        <w:tc>
+          <w:tcPr>
+            <w:tcW w:type="dxa" w:w="1584"/>
+          </w:tcPr>
+          <w:p>
+            <w:r/>
+            <w:r>
+              <w:rPr>
+                <w:sz w:val="17"/>
+              </w:rPr>
+              <w:t>~0.76s</w:t>
+            </w:r>
+          </w:p>
+        </w:tc>
+        <w:tc>
+          <w:tcPr>
+            <w:tcW w:type="dxa" w:w="1872"/>
+          </w:tcPr>
+          <w:p>
+            <w:r/>
+            <w:r>
+              <w:rPr>
+                <w:sz w:val="17"/>
+              </w:rPr>
+              <w:t>~0.76s</w:t>
+            </w:r>
+          </w:p>
+        </w:tc>
+        <w:tc>
+          <w:tcPr>
+            <w:tcW w:type="dxa" w:w="1296"/>
+          </w:tcPr>
+          <w:p>
+            <w:r/>
+            <w:r>
+              <w:rPr>
+                <w:sz w:val="17"/>
+              </w:rPr>
+              <w:t>Good (edge cached)</w:t>
+            </w:r>
+          </w:p>
+        </w:tc>
+      </w:tr>
+      <w:tr>
+        <w:tc>
+          <w:tcPr>
+            <w:tcW w:type="dxa" w:w="2304"/>
+          </w:tcPr>
+          <w:p>
+            <w:r/>
+            <w:r>
+              <w:rPr>
+                <w:sz w:val="17"/>
+              </w:rPr>
+              <w:t>Total load</w:t>
+            </w:r>
+          </w:p>
+        </w:tc>
+        <w:tc>
+          <w:tcPr>
+            <w:tcW w:type="dxa" w:w="2160"/>
+          </w:tcPr>
+          <w:p>
+            <w:r/>
+            <w:r>
+              <w:rPr>
+                <w:sz w:val="17"/>
+              </w:rPr>
+              <w:t>~0.98s</w:t>
+            </w:r>
+          </w:p>
+        </w:tc>
+        <w:tc>
+          <w:tcPr>
+            <w:tcW w:type="dxa" w:w="1584"/>
+          </w:tcPr>
+          <w:p>
+            <w:r/>
+            <w:r>
+              <w:rPr>
+                <w:sz w:val="17"/>
+              </w:rPr>
+              <w:t>~1.12s</w:t>
+            </w:r>
+          </w:p>
+        </w:tc>
+        <w:tc>
+          <w:tcPr>
+            <w:tcW w:type="dxa" w:w="1872"/>
+          </w:tcPr>
+          <w:p>
+            <w:r/>
+            <w:r>
+              <w:rPr>
+                <w:sz w:val="17"/>
+              </w:rPr>
+              <w:t>~1.31s</w:t>
+            </w:r>
+          </w:p>
+        </w:tc>
+        <w:tc>
+          <w:tcPr>
+            <w:tcW w:type="dxa" w:w="1296"/>
+          </w:tcPr>
+          <w:p>
+            <w:r/>
+            <w:r>
+              <w:rPr>
+                <w:sz w:val="17"/>
+              </w:rPr>
+              <w:t>Good</w:t>
+            </w:r>
+          </w:p>
+        </w:tc>
+      </w:tr>
+      <w:tr>
+        <w:tc>
+          <w:tcPr>
+            <w:tcW w:type="dxa" w:w="2304"/>
+          </w:tcPr>
+          <w:p>
+            <w:r/>
+            <w:r>
+              <w:rPr>
+                <w:sz w:val="17"/>
+              </w:rPr>
+              <w:t>Transfer size</w:t>
+            </w:r>
+          </w:p>
+        </w:tc>
+        <w:tc>
+          <w:tcPr>
+            <w:tcW w:type="dxa" w:w="2160"/>
+          </w:tcPr>
+          <w:p>
+            <w:r/>
+            <w:r>
+              <w:rPr>
+                <w:sz w:val="17"/>
+              </w:rPr>
+              <w:t>6.8 KB (br) / 64 KB raw</w:t>
+            </w:r>
+          </w:p>
+        </w:tc>
+        <w:tc>
+          <w:tcPr>
+            <w:tcW w:type="dxa" w:w="1584"/>
+          </w:tcPr>
+          <w:p>
+            <w:r/>
+            <w:r>
+              <w:rPr>
+                <w:sz w:val="17"/>
+              </w:rPr>
+              <w:t>116 KB</w:t>
+            </w:r>
+          </w:p>
+        </w:tc>
+        <w:tc>
+          <w:tcPr>
+            <w:tcW w:type="dxa" w:w="1872"/>
+          </w:tcPr>
+          <w:p>
+            <w:r/>
+            <w:r>
+              <w:rPr>
+                <w:sz w:val="17"/>
+              </w:rPr>
+              <w:t>140 KB</w:t>
+            </w:r>
+          </w:p>
+        </w:tc>
+        <w:tc>
+          <w:tcPr>
+            <w:tcW w:type="dxa" w:w="1296"/>
+          </w:tcPr>
+          <w:p>
+            <w:r/>
+            <w:r>
+              <w:rPr>
+                <w:sz w:val="17"/>
+              </w:rPr>
+              <w:t>Lean on EDS pages</w:t>
+            </w:r>
+          </w:p>
+        </w:tc>
+      </w:tr>
+      <w:tr>
+        <w:tc>
+          <w:tcPr>
+            <w:tcW w:type="dxa" w:w="2304"/>
+          </w:tcPr>
+          <w:p>
+            <w:r/>
+            <w:r>
+              <w:rPr>
+                <w:sz w:val="17"/>
+              </w:rPr>
+              <w:t>Compression</w:t>
+            </w:r>
+          </w:p>
+        </w:tc>
+        <w:tc>
+          <w:tcPr>
+            <w:tcW w:type="dxa" w:w="2160"/>
+          </w:tcPr>
+          <w:p>
+            <w:r/>
+            <w:r>
+              <w:rPr>
+                <w:sz w:val="17"/>
+              </w:rPr>
+              <w:t>Brotli</w:t>
+            </w:r>
+          </w:p>
+        </w:tc>
+        <w:tc>
+          <w:tcPr>
+            <w:tcW w:type="dxa" w:w="1584"/>
+          </w:tcPr>
+          <w:p>
+            <w:r/>
+            <w:r>
+              <w:rPr>
+                <w:sz w:val="17"/>
+              </w:rPr>
+              <w:t>Brotli</w:t>
+            </w:r>
+          </w:p>
+        </w:tc>
+        <w:tc>
+          <w:tcPr>
+            <w:tcW w:type="dxa" w:w="1872"/>
+          </w:tcPr>
+          <w:p>
+            <w:r/>
+            <w:r>
+              <w:rPr>
+                <w:sz w:val="17"/>
+              </w:rPr>
+              <w:t>Brotli</w:t>
+            </w:r>
+          </w:p>
+        </w:tc>
+        <w:tc>
+          <w:tcPr>
+            <w:tcW w:type="dxa" w:w="1296"/>
+          </w:tcPr>
+          <w:p>
+            <w:r/>
+            <w:r>
+              <w:rPr>
+                <w:sz w:val="17"/>
+              </w:rPr>
+              <w:t>Good</w:t>
+            </w:r>
+          </w:p>
+        </w:tc>
+      </w:tr>
+      <w:tr>
+        <w:tc>
+          <w:tcPr>
+            <w:tcW w:type="dxa" w:w="2304"/>
+          </w:tcPr>
+          <w:p>
+            <w:r/>
+            <w:r>
+              <w:rPr>
+                <w:sz w:val="17"/>
+              </w:rPr>
+              <w:t>Render-blocking scripts in &lt;head&gt;</w:t>
+            </w:r>
+          </w:p>
+        </w:tc>
+        <w:tc>
+          <w:tcPr>
+            <w:tcW w:type="dxa" w:w="2160"/>
+          </w:tcPr>
+          <w:p>
+            <w:r/>
+            <w:r>
+              <w:rPr>
+                <w:sz w:val="17"/>
+              </w:rPr>
+              <w:t>0</w:t>
+            </w:r>
+          </w:p>
+        </w:tc>
+        <w:tc>
+          <w:tcPr>
+            <w:tcW w:type="dxa" w:w="1584"/>
+          </w:tcPr>
+          <w:p>
+            <w:r/>
+            <w:r>
+              <w:rPr>
+                <w:sz w:val="17"/>
+              </w:rPr>
+              <w:t>0</w:t>
+            </w:r>
+          </w:p>
+        </w:tc>
+        <w:tc>
+          <w:tcPr>
+            <w:tcW w:type="dxa" w:w="1872"/>
+          </w:tcPr>
+          <w:p>
+            <w:r/>
+            <w:r>
+              <w:rPr>
+                <w:sz w:val="17"/>
+              </w:rPr>
+              <w:t>Legacy libs (jQuery/Bootstrap)</w:t>
+            </w:r>
+          </w:p>
+        </w:tc>
+        <w:tc>
+          <w:tcPr>
+            <w:tcW w:type="dxa" w:w="1296"/>
+          </w:tcPr>
+          <w:p>
+            <w:r/>
+            <w:r>
+              <w:rPr>
+                <w:sz w:val="17"/>
+              </w:rPr>
+              <w:t>EDS good; blog heavier</w:t>
+            </w:r>
+          </w:p>
+        </w:tc>
+      </w:tr>
+      <w:tr>
+        <w:tc>
+          <w:tcPr>
+            <w:tcW w:type="dxa" w:w="2304"/>
+          </w:tcPr>
+          <w:p>
+            <w:r/>
+            <w:r>
+              <w:rPr>
+                <w:sz w:val="17"/>
+              </w:rPr>
+              <w:t>Caching</w:t>
+            </w:r>
+          </w:p>
+        </w:tc>
+        <w:tc>
+          <w:tcPr>
+            <w:tcW w:type="dxa" w:w="2160"/>
+          </w:tcPr>
+          <w:p>
+            <w:r/>
+            <w:r>
+              <w:rPr>
+                <w:sz w:val="17"/>
+              </w:rPr>
+              <w:t>max-age=7200 + Fastly HIT</w:t>
+            </w:r>
+          </w:p>
+        </w:tc>
+        <w:tc>
+          <w:tcPr>
+            <w:tcW w:type="dxa" w:w="1584"/>
+          </w:tcPr>
+          <w:p>
+            <w:r/>
+            <w:r>
+              <w:rPr>
+                <w:sz w:val="17"/>
+              </w:rPr>
+              <w:t>Fastly</w:t>
+            </w:r>
+          </w:p>
+        </w:tc>
+        <w:tc>
+          <w:tcPr>
+            <w:tcW w:type="dxa" w:w="1872"/>
+          </w:tcPr>
+          <w:p>
+            <w:r/>
+            <w:r>
+              <w:rPr>
+                <w:sz w:val="17"/>
+              </w:rPr>
+              <w:t>Fastly</w:t>
+            </w:r>
+          </w:p>
+        </w:tc>
+        <w:tc>
+          <w:tcPr>
+            <w:tcW w:type="dxa" w:w="1296"/>
+          </w:tcPr>
+          <w:p>
+            <w:r/>
+            <w:r>
+              <w:rPr>
+                <w:sz w:val="17"/>
+              </w:rPr>
+              <w:t>Good</w:t>
+            </w:r>
+          </w:p>
+        </w:tc>
+      </w:tr>
+      <w:tr>
+        <w:tc>
+          <w:tcPr>
+            <w:tcW w:type="dxa" w:w="2304"/>
+          </w:tcPr>
+          <w:p>
+            <w:r/>
+            <w:r>
+              <w:rPr>
+                <w:sz w:val="17"/>
+              </w:rPr>
+              <w:t>Fonts</w:t>
+            </w:r>
+          </w:p>
+        </w:tc>
+        <w:tc>
+          <w:tcPr>
+            <w:tcW w:type="dxa" w:w="2160"/>
+          </w:tcPr>
+          <w:p>
+            <w:r/>
+            <w:r>
+              <w:rPr>
+                <w:sz w:val="17"/>
+              </w:rPr>
+              <w:t>Self-hosted Nunito woff2, preconnected</w:t>
+            </w:r>
+          </w:p>
+        </w:tc>
+        <w:tc>
+          <w:tcPr>
+            <w:tcW w:type="dxa" w:w="1584"/>
+          </w:tcPr>
+          <w:p>
+            <w:r/>
+            <w:r>
+              <w:rPr>
+                <w:sz w:val="17"/>
+              </w:rPr>
+              <w:t>—</w:t>
+            </w:r>
+          </w:p>
+        </w:tc>
+        <w:tc>
+          <w:tcPr>
+            <w:tcW w:type="dxa" w:w="1872"/>
+          </w:tcPr>
+          <w:p>
+            <w:r/>
+            <w:r>
+              <w:rPr>
+                <w:sz w:val="17"/>
+              </w:rPr>
+              <w:t>—</w:t>
+            </w:r>
+          </w:p>
+        </w:tc>
+        <w:tc>
+          <w:tcPr>
+            <w:tcW w:type="dxa" w:w="1296"/>
+          </w:tcPr>
+          <w:p>
+            <w:r/>
+            <w:r>
+              <w:rPr>
+                <w:sz w:val="17"/>
+              </w:rPr>
+              <w:t>Good</w:t>
+            </w:r>
+          </w:p>
+        </w:tc>
+      </w:tr>
+    </w:tbl>
+    <w:p/>
+    <w:p>
+      <w:r>
+        <w:rPr>
+          <w:i/>
+          <w:sz w:val="21"/>
+        </w:rPr>
+        <w:t>Note: TTFB values reflect edge-cache hits from the India (BOM) Fastly node; origin/first-byte on cold cache and Core Web Vitals (LCP/CLS/INP) should be validated with field data (CrUX / PSI) per template.</w:t>
+      </w:r>
+    </w:p>
+    <w:p>
+      <w:r>
+        <w:br w:type="page"/>
+      </w:r>
+    </w:p>
+    <w:p>
+      <w:pPr>
+        <w:jc w:val="center"/>
+      </w:pPr>
+      <w:r>
+        <w:rPr>
+          <w:b/>
+          <w:color w:val="123A5E"/>
+          <w:sz w:val="36"/>
+        </w:rPr>
+        <w:t>PART B — Migration Deliverables</w:t>
+      </w:r>
+    </w:p>
+    <w:p/>
     <w:p>
       <w:pPr>
         <w:pBdr>
